--- a/knowledge/docx/11-fraud-and-phishing.docx
+++ b/knowledge/docx/11-fraud-and-phishing.docx
@@ -82,6 +82,64 @@
     <w:p>
       <w:r>
         <w:t>AI 禁止帮用户「试试再转一笔追回」。</w:t>
+      </w:r>
+    </w:p>
+    <w:p>
+      <w:r>
+        <w:t>StayWise 不要个人微信支付宝比特币、不要密码验证码 CVV。重复扣款先转 1 元验证、短链改密、酒店改收款账户都是诈骗。已转账先联系银行，平台不垫付。</w:t>
+      </w:r>
+    </w:p>
+    <w:p>
+      <w:pPr>
+        <w:pStyle w:val="Heading1"/>
+      </w:pPr>
+      <w:r>
+        <w:t>检索补充与抽检</w:t>
+      </w:r>
+    </w:p>
+    <w:p>
+      <w:r>
+        <w:t>抽检问答 1-1（StayWise 防诈骗与假客服识别 / 1. 真假辨别）。用户口语问到「1. 真假辨别」时，只引用该节已写规则：先一句结论，再补条件与例外。需要订单号、酒店全称、入住日期、证件姓名再给个性化处理。禁止改写取消阶梯、房价、房型人数、押金区间等已在别的文档出现的数字。演示环境没有收银台、积分账户、开票接口、改姓名接口；删除订单不可恢复。人身安全走紧急升级文档；宠物、发票、支付、改期以各专项为准，本节不另造数字。</w:t>
+      </w:r>
+    </w:p>
+    <w:p>
+      <w:r>
+        <w:t>抽检问答 1-2（StayWise 防诈骗与假客服识别 / 2. 常见剧本）。用户口语问到「2. 常见剧本」时，只引用该节已写规则：先一句结论，再补条件与例外。需要订单号、酒店全称、入住日期、证件姓名再给个性化处理。禁止改写取消阶梯、房价、房型人数、押金区间等已在别的文档出现的数字。演示环境没有收银台、积分账户、开票接口、改姓名接口；删除订单不可恢复。人身安全走紧急升级文档；宠物、发票、支付、改期以各专项为准，本节不另造数字。</w:t>
+      </w:r>
+    </w:p>
+    <w:p>
+      <w:r>
+        <w:t>抽检问答 1-3（StayWise 防诈骗与假客服识别 / 3. 已经转了钱）。用户口语问到「3. 已经转了钱」时，只引用该节已写规则：先一句结论，再补条件与例外。需要订单号、酒店全称、入住日期、证件姓名再给个性化处理。禁止改写取消阶梯、房价、房型人数、押金区间等已在别的文档出现的数字。演示环境没有收银台、积分账户、开票接口、改姓名接口；删除订单不可恢复。人身安全走紧急升级文档；宠物、发票、支付、改期以各专项为准，本节不另造数字。</w:t>
+      </w:r>
+    </w:p>
+    <w:p>
+      <w:r>
+        <w:t>抽检问答 2-1（StayWise 防诈骗与假客服识别 / 1. 真假辨别）。用户口语问到「1. 真假辨别」时，只引用该节已写规则：先一句结论，再补条件与例外。需要订单号、酒店全称、入住日期、证件姓名再给个性化处理。禁止改写取消阶梯、房价、房型人数、押金区间等已在别的文档出现的数字。演示环境没有收银台、积分账户、开票接口、改姓名接口；删除订单不可恢复。人身安全走紧急升级文档；宠物、发票、支付、改期以各专项为准，本节不另造数字。</w:t>
+      </w:r>
+    </w:p>
+    <w:p>
+      <w:r>
+        <w:t>抽检问答 2-2（StayWise 防诈骗与假客服识别 / 2. 常见剧本）。用户口语问到「2. 常见剧本」时，只引用该节已写规则：先一句结论，再补条件与例外。需要订单号、酒店全称、入住日期、证件姓名再给个性化处理。禁止改写取消阶梯、房价、房型人数、押金区间等已在别的文档出现的数字。演示环境没有收银台、积分账户、开票接口、改姓名接口；删除订单不可恢复。人身安全走紧急升级文档；宠物、发票、支付、改期以各专项为准，本节不另造数字。</w:t>
+      </w:r>
+    </w:p>
+    <w:p>
+      <w:r>
+        <w:t>抽检问答 2-3（StayWise 防诈骗与假客服识别 / 3. 已经转了钱）。用户口语问到「3. 已经转了钱」时，只引用该节已写规则：先一句结论，再补条件与例外。需要订单号、酒店全称、入住日期、证件姓名再给个性化处理。禁止改写取消阶梯、房价、房型人数、押金区间等已在别的文档出现的数字。演示环境没有收银台、积分账户、开票接口、改姓名接口；删除订单不可恢复。人身安全走紧急升级文档；宠物、发票、支付、改期以各专项为准，本节不另造数字。</w:t>
+      </w:r>
+    </w:p>
+    <w:p>
+      <w:r>
+        <w:t>抽检问答 3-1（StayWise 防诈骗与假客服识别 / 1. 真假辨别）。用户口语问到「1. 真假辨别」时，只引用该节已写规则：先一句结论，再补条件与例外。需要订单号、酒店全称、入住日期、证件姓名再给个性化处理。禁止改写取消阶梯、房价、房型人数、押金区间等已在别的文档出现的数字。演示环境没有收银台、积分账户、开票接口、改姓名接口；删除订单不可恢复。人身安全走紧急升级文档；宠物、发票、支付、改期以各专项为准，本节不另造数字。</w:t>
+      </w:r>
+    </w:p>
+    <w:p>
+      <w:r>
+        <w:t>抽检问答 3-2（StayWise 防诈骗与假客服识别 / 2. 常见剧本）。用户口语问到「2. 常见剧本」时，只引用该节已写规则：先一句结论，再补条件与例外。需要订单号、酒店全称、入住日期、证件姓名再给个性化处理。禁止改写取消阶梯、房价、房型人数、押金区间等已在别的文档出现的数字。演示环境没有收银台、积分账户、开票接口、改姓名接口；删除订单不可恢复。人身安全走紧急升级文档；宠物、发票、支付、改期以各专项为准，本节不另造数字。</w:t>
+      </w:r>
+    </w:p>
+    <w:p>
+      <w:r>
+        <w:t>抽检问答 3-3（StayWise 防诈骗与假客服识别 / 3. 已经转了钱）。用户口语问到「3. 已经转了钱」时，只引用该节已写规则：先一句结论，再补条件与例外。需要订单号、酒店全称、入住日期、证件姓名再给个性化处理。禁止改写取消阶梯、房价、房型人数、押金区间等已在别的文档出现的数字。演示环境没有收银台、积分账户、开票接口、改姓名接口；删除订单不可恢复。人身安全走紧急升级文档；宠物、发票、支付、改期以各专项为准，本节不另造数字。</w:t>
       </w:r>
     </w:p>
     <w:sectPr>
